--- a/tracked_scripts/u1/m11/exitcheck/Module 11 - Teacher Reviewed Script (comparison reference).docx
+++ b/tracked_scripts/u1/m11/exitcheck/Module 11 - Teacher Reviewed Script (comparison reference).docx
@@ -161,6 +161,48 @@
     </w:p>
     <w:p>
       <w:pPr>
+        <w:spacing w:before="120" w:after="40"/>
+      </w:pPr>
+      <w:r>
+        <w:rPr>
+          <w:rFonts w:ascii="Calibri" w:hAnsi="Calibri"/>
+          <w:b/>
+          <w:i w:val="0"/>
+        </w:rPr>
+        <w:t xml:space="preserve">Building From: </w:t>
+      </w:r>
+      <w:r>
+        <w:rPr>
+          <w:rFonts w:ascii="Calibri" w:hAnsi="Calibri"/>
+          <w:b w:val="0"/>
+          <w:i w:val="0"/>
+        </w:rPr>
+        <w:t>Students can build complete multiplication equations with unknowns in any position, using diverse contexts (bags, rows, stacks, groups). They understand = means "same value as" and can write equations in both orientations (3 × 4 = 12 AND 12 = 3 × 4). They have computational fluency with 2s, 5s, and 10s and can reason about broader factor ranges using Equal Groups with Pictures. M10's Synthesis closure previewed M11: *"Next time, you'll see equal groups arranged in a new way"* with a visual teaser showing dots in rows and columns. The word "array" was NOT used. That's M11's job to introduce.</w:t>
+      </w:r>
+    </w:p>
+    <w:p>
+      <w:pPr>
+        <w:spacing w:before="40" w:after="40"/>
+      </w:pPr>
+      <w:r>
+        <w:rPr>
+          <w:rFonts w:ascii="Calibri" w:hAnsi="Calibri"/>
+          <w:b/>
+          <w:i w:val="0"/>
+        </w:rPr>
+        <w:t xml:space="preserve">Building Toward: </w:t>
+      </w:r>
+      <w:r>
+        <w:rPr>
+          <w:rFonts w:ascii="Calibri" w:hAnsi="Calibri"/>
+          <w:b w:val="0"/>
+          <w:i w:val="0"/>
+        </w:rPr>
+        <w:t>M11 established that the same array produces two different expressions (3 × 4 and 4 × 3). M12 asks the inevitable question: "Do they give the SAME answer?" M12 uses arrays to PROVE the commutative property, that a × b = b × a, through rotation animation (a 3×4 array rotated 90° becomes a 4×3 array with the same items) and side-by-side comparison. M11's dual interpretation is the foundation; M12's proof is the payoff. Without M11's clear establishment that rows ≠ columns but both are valid descriptions, M12 has nothing to prove equivalent. ---</w:t>
+      </w:r>
+    </w:p>
+    <w:p>
+      <w:pPr>
         <w:spacing w:before="160" w:after="0"/>
       </w:pPr>
     </w:p>
@@ -275,7 +317,7 @@
           <w:b/>
           <w:i w:val="0"/>
         </w:rPr>
-        <w:t xml:space="preserve">• Options:  </w:t>
+        <w:t xml:space="preserve">• Answer option (optional):  </w:t>
       </w:r>
       <w:r>
         <w:rPr>
@@ -285,7 +327,7 @@
           <w:color w:val="6E6E6E"/>
           <w:sz w:val="19"/>
         </w:rPr>
-        <w:t>The available answer choices</w:t>
+        <w:t>The available answer choice, nested under Prompt</w:t>
       </w:r>
     </w:p>
     <w:p>
@@ -426,9 +468,7 @@
         <w:rPr>
           <w:rFonts w:ascii="Calibri" w:hAnsi="Calibri"/>
           <w:b/>
-          <w:i/>
-          <w:color w:val="6E6E6E"/>
-          <w:sz w:val="19"/>
+          <w:i w:val="0"/>
         </w:rPr>
         <w:t xml:space="preserve">Visual: </w:t>
       </w:r>
@@ -436,9 +476,7 @@
         <w:rPr>
           <w:rFonts w:ascii="Calibri" w:hAnsi="Calibri"/>
           <w:b w:val="0"/>
-          <w:i/>
-          <w:color w:val="6E6E6E"/>
-          <w:sz w:val="19"/>
+          <w:i w:val="0"/>
         </w:rPr>
         <w:t>2×7 dot array appears in read mode. 2 rows of 7 dots each.</w:t>
       </w:r>
@@ -452,9 +490,7 @@
         <w:rPr>
           <w:rFonts w:ascii="Calibri" w:hAnsi="Calibri"/>
           <w:b/>
-          <w:i/>
-          <w:color w:val="6E6E6E"/>
-          <w:sz w:val="19"/>
+          <w:i w:val="0"/>
         </w:rPr>
         <w:t xml:space="preserve">Visual: </w:t>
       </w:r>
@@ -462,9 +498,7 @@
         <w:rPr>
           <w:rFonts w:ascii="Calibri" w:hAnsi="Calibri"/>
           <w:b w:val="0"/>
-          <w:i/>
-          <w:color w:val="6E6E6E"/>
-          <w:sz w:val="19"/>
+          <w:i w:val="0"/>
         </w:rPr>
         <w:t>Equation builder appears in expression mode with two blank slots and a multiplication symbol. Tile palette shows numbers 2, 3, 4, 5, 6, 7, 9, 14.</w:t>
       </w:r>
@@ -537,7 +571,21 @@
     </w:p>
     <w:p>
       <w:pPr>
-        <w:spacing w:before="60" w:after="20"/>
+        <w:spacing w:before="80" w:after="40"/>
+        <w:ind w:left="0"/>
+      </w:pPr>
+      <w:r>
+        <w:rPr>
+          <w:rFonts w:ascii="Calibri" w:hAnsi="Calibri"/>
+          <w:b/>
+          <w:i w:val="0"/>
+        </w:rPr>
+        <w:t>Based on student response:</w:t>
+      </w:r>
+    </w:p>
+    <w:p>
+      <w:pPr>
+        <w:spacing w:before="40" w:after="20"/>
         <w:ind w:left="0"/>
       </w:pPr>
       <w:r>
@@ -582,8 +630,8 @@
     </w:p>
     <w:p>
       <w:pPr>
-        <w:spacing w:before="60" w:after="20"/>
-        <w:ind w:left="432"/>
+        <w:spacing w:before="40" w:after="20"/>
+        <w:ind w:left="0"/>
       </w:pPr>
       <w:r>
         <w:rPr>
@@ -606,7 +654,7 @@
     <w:p>
       <w:pPr>
         <w:spacing w:before="20" w:after="20"/>
-        <w:ind w:left="720"/>
+        <w:ind w:left="0"/>
       </w:pPr>
       <w:r>
         <w:rPr>
@@ -627,8 +675,8 @@
     </w:p>
     <w:p>
       <w:pPr>
-        <w:spacing w:before="60" w:after="20"/>
-        <w:ind w:left="432"/>
+        <w:spacing w:before="40" w:after="20"/>
+        <w:ind w:left="0"/>
       </w:pPr>
       <w:r>
         <w:rPr>
@@ -651,15 +699,13 @@
     <w:p>
       <w:pPr>
         <w:spacing w:before="20" w:after="20"/>
-        <w:ind w:left="720"/>
+        <w:ind w:left="0"/>
       </w:pPr>
       <w:r>
         <w:rPr>
           <w:rFonts w:ascii="Calibri" w:hAnsi="Calibri"/>
           <w:b/>
-          <w:i/>
-          <w:color w:val="6E6E6E"/>
-          <w:sz w:val="19"/>
+          <w:i w:val="0"/>
         </w:rPr>
         <w:t xml:space="preserve">Visual: </w:t>
       </w:r>
@@ -667,9 +713,7 @@
         <w:rPr>
           <w:rFonts w:ascii="Calibri" w:hAnsi="Calibri"/>
           <w:b w:val="0"/>
-          <w:i/>
-          <w:color w:val="6E6E6E"/>
-          <w:sz w:val="19"/>
+          <w:i w:val="0"/>
         </w:rPr>
         <w:t>Both rows of the array highlight to emphasize the row structure.</w:t>
       </w:r>
@@ -677,7 +721,7 @@
     <w:p>
       <w:pPr>
         <w:spacing w:before="20" w:after="20"/>
-        <w:ind w:left="720"/>
+        <w:ind w:left="0"/>
       </w:pPr>
       <w:r>
         <w:rPr>
@@ -698,8 +742,8 @@
     </w:p>
     <w:p>
       <w:pPr>
-        <w:spacing w:before="60" w:after="20"/>
-        <w:ind w:left="432"/>
+        <w:spacing w:before="40" w:after="20"/>
+        <w:ind w:left="0"/>
       </w:pPr>
       <w:r>
         <w:rPr>
@@ -722,15 +766,13 @@
     <w:p>
       <w:pPr>
         <w:spacing w:before="20" w:after="20"/>
-        <w:ind w:left="720"/>
+        <w:ind w:left="0"/>
       </w:pPr>
       <w:r>
         <w:rPr>
           <w:rFonts w:ascii="Calibri" w:hAnsi="Calibri"/>
           <w:b/>
-          <w:i/>
-          <w:color w:val="6E6E6E"/>
-          <w:sz w:val="19"/>
+          <w:i w:val="0"/>
         </w:rPr>
         <w:t xml:space="preserve">Visual: </w:t>
       </w:r>
@@ -738,9 +780,7 @@
         <w:rPr>
           <w:rFonts w:ascii="Calibri" w:hAnsi="Calibri"/>
           <w:b w:val="0"/>
-          <w:i/>
-          <w:color w:val="6E6E6E"/>
-          <w:sz w:val="19"/>
+          <w:i w:val="0"/>
         </w:rPr>
         <w:t>System counts the rows: 1, 2. Then counts dots in one row: 1, 2, 3, 4, 5, 6, 7.</w:t>
       </w:r>
@@ -748,7 +788,7 @@
     <w:p>
       <w:pPr>
         <w:spacing w:before="20" w:after="20"/>
-        <w:ind w:left="720"/>
+        <w:ind w:left="0"/>
       </w:pPr>
       <w:r>
         <w:rPr>
@@ -785,9 +825,7 @@
         <w:rPr>
           <w:rFonts w:ascii="Calibri" w:hAnsi="Calibri"/>
           <w:b/>
-          <w:i/>
-          <w:color w:val="6E6E6E"/>
-          <w:sz w:val="19"/>
+          <w:i w:val="0"/>
         </w:rPr>
         <w:t xml:space="preserve">Visual: </w:t>
       </w:r>
@@ -795,9 +833,7 @@
         <w:rPr>
           <w:rFonts w:ascii="Calibri" w:hAnsi="Calibri"/>
           <w:b w:val="0"/>
-          <w:i/>
-          <w:color w:val="6E6E6E"/>
-          <w:sz w:val="19"/>
+          <w:i w:val="0"/>
         </w:rPr>
         <w:t>5×4 dot array appears. 5 rows of 4 dots each.</w:t>
       </w:r>
@@ -811,9 +847,7 @@
         <w:rPr>
           <w:rFonts w:ascii="Calibri" w:hAnsi="Calibri"/>
           <w:b/>
-          <w:i/>
-          <w:color w:val="6E6E6E"/>
-          <w:sz w:val="19"/>
+          <w:i w:val="0"/>
         </w:rPr>
         <w:t xml:space="preserve">Visual: </w:t>
       </w:r>
@@ -821,9 +855,7 @@
         <w:rPr>
           <w:rFonts w:ascii="Calibri" w:hAnsi="Calibri"/>
           <w:b w:val="0"/>
-          <w:i/>
-          <w:color w:val="6E6E6E"/>
-          <w:sz w:val="19"/>
+          <w:i w:val="0"/>
         </w:rPr>
         <w:t>System highlights rows briefly, one at a time.</w:t>
       </w:r>
@@ -952,7 +984,21 @@
     </w:p>
     <w:p>
       <w:pPr>
-        <w:spacing w:before="60" w:after="20"/>
+        <w:spacing w:before="80" w:after="40"/>
+        <w:ind w:left="0"/>
+      </w:pPr>
+      <w:r>
+        <w:rPr>
+          <w:rFonts w:ascii="Calibri" w:hAnsi="Calibri"/>
+          <w:b/>
+          <w:i w:val="0"/>
+        </w:rPr>
+        <w:t>Based on student response:</w:t>
+      </w:r>
+    </w:p>
+    <w:p>
+      <w:pPr>
+        <w:spacing w:before="40" w:after="20"/>
         <w:ind w:left="0"/>
       </w:pPr>
       <w:r>
@@ -997,8 +1043,8 @@
     </w:p>
     <w:p>
       <w:pPr>
-        <w:spacing w:before="60" w:after="20"/>
-        <w:ind w:left="432"/>
+        <w:spacing w:before="40" w:after="20"/>
+        <w:ind w:left="0"/>
       </w:pPr>
       <w:r>
         <w:rPr>
@@ -1021,15 +1067,13 @@
     <w:p>
       <w:pPr>
         <w:spacing w:before="20" w:after="20"/>
-        <w:ind w:left="720"/>
+        <w:ind w:left="0"/>
       </w:pPr>
       <w:r>
         <w:rPr>
           <w:rFonts w:ascii="Calibri" w:hAnsi="Calibri"/>
           <w:b/>
-          <w:i/>
-          <w:color w:val="6E6E6E"/>
-          <w:sz w:val="19"/>
+          <w:i w:val="0"/>
         </w:rPr>
         <w:t xml:space="preserve">Visual: </w:t>
       </w:r>
@@ -1037,9 +1081,7 @@
         <w:rPr>
           <w:rFonts w:ascii="Calibri" w:hAnsi="Calibri"/>
           <w:b w:val="0"/>
-          <w:i/>
-          <w:color w:val="6E6E6E"/>
-          <w:sz w:val="19"/>
+          <w:i w:val="0"/>
         </w:rPr>
         <w:t>System highlights columns, one at a time.</w:t>
       </w:r>
@@ -1047,7 +1089,7 @@
     <w:p>
       <w:pPr>
         <w:spacing w:before="20" w:after="20"/>
-        <w:ind w:left="720"/>
+        <w:ind w:left="0"/>
       </w:pPr>
       <w:r>
         <w:rPr>
@@ -1068,8 +1110,8 @@
     </w:p>
     <w:p>
       <w:pPr>
-        <w:spacing w:before="60" w:after="20"/>
-        <w:ind w:left="432"/>
+        <w:spacing w:before="40" w:after="20"/>
+        <w:ind w:left="0"/>
       </w:pPr>
       <w:r>
         <w:rPr>
@@ -1092,15 +1134,13 @@
     <w:p>
       <w:pPr>
         <w:spacing w:before="20" w:after="20"/>
-        <w:ind w:left="720"/>
+        <w:ind w:left="0"/>
       </w:pPr>
       <w:r>
         <w:rPr>
           <w:rFonts w:ascii="Calibri" w:hAnsi="Calibri"/>
           <w:b/>
-          <w:i/>
-          <w:color w:val="6E6E6E"/>
-          <w:sz w:val="19"/>
+          <w:i w:val="0"/>
         </w:rPr>
         <w:t xml:space="preserve">Visual: </w:t>
       </w:r>
@@ -1108,9 +1148,7 @@
         <w:rPr>
           <w:rFonts w:ascii="Calibri" w:hAnsi="Calibri"/>
           <w:b w:val="0"/>
-          <w:i/>
-          <w:color w:val="6E6E6E"/>
-          <w:sz w:val="19"/>
+          <w:i w:val="0"/>
         </w:rPr>
         <w:t>System highlights one column.</w:t>
       </w:r>
@@ -1118,7 +1156,7 @@
     <w:p>
       <w:pPr>
         <w:spacing w:before="20" w:after="20"/>
-        <w:ind w:left="720"/>
+        <w:ind w:left="0"/>
       </w:pPr>
       <w:r>
         <w:rPr>
@@ -1139,8 +1177,8 @@
     </w:p>
     <w:p>
       <w:pPr>
-        <w:spacing w:before="60" w:after="20"/>
-        <w:ind w:left="432"/>
+        <w:spacing w:before="40" w:after="20"/>
+        <w:ind w:left="0"/>
       </w:pPr>
       <w:r>
         <w:rPr>
@@ -1163,15 +1201,13 @@
     <w:p>
       <w:pPr>
         <w:spacing w:before="20" w:after="20"/>
-        <w:ind w:left="720"/>
+        <w:ind w:left="0"/>
       </w:pPr>
       <w:r>
         <w:rPr>
           <w:rFonts w:ascii="Calibri" w:hAnsi="Calibri"/>
           <w:b/>
-          <w:i/>
-          <w:color w:val="6E6E6E"/>
-          <w:sz w:val="19"/>
+          <w:i w:val="0"/>
         </w:rPr>
         <w:t xml:space="preserve">Visual: </w:t>
       </w:r>
@@ -1179,9 +1215,7 @@
         <w:rPr>
           <w:rFonts w:ascii="Calibri" w:hAnsi="Calibri"/>
           <w:b w:val="0"/>
-          <w:i/>
-          <w:color w:val="6E6E6E"/>
-          <w:sz w:val="19"/>
+          <w:i w:val="0"/>
         </w:rPr>
         <w:t>System highlights all columns.</w:t>
       </w:r>
@@ -1189,7 +1223,7 @@
     <w:p>
       <w:pPr>
         <w:spacing w:before="20" w:after="20"/>
-        <w:ind w:left="720"/>
+        <w:ind w:left="0"/>
       </w:pPr>
       <w:r>
         <w:rPr>
@@ -1210,8 +1244,8 @@
     </w:p>
     <w:p>
       <w:pPr>
-        <w:spacing w:before="60" w:after="20"/>
-        <w:ind w:left="432"/>
+        <w:spacing w:before="40" w:after="20"/>
+        <w:ind w:left="0"/>
       </w:pPr>
       <w:r>
         <w:rPr>
@@ -1234,15 +1268,13 @@
     <w:p>
       <w:pPr>
         <w:spacing w:before="20" w:after="20"/>
-        <w:ind w:left="720"/>
+        <w:ind w:left="0"/>
       </w:pPr>
       <w:r>
         <w:rPr>
           <w:rFonts w:ascii="Calibri" w:hAnsi="Calibri"/>
           <w:b/>
-          <w:i/>
-          <w:color w:val="6E6E6E"/>
-          <w:sz w:val="19"/>
+          <w:i w:val="0"/>
         </w:rPr>
         <w:t xml:space="preserve">Visual: </w:t>
       </w:r>
@@ -1250,9 +1282,7 @@
         <w:rPr>
           <w:rFonts w:ascii="Calibri" w:hAnsi="Calibri"/>
           <w:b w:val="0"/>
-          <w:i/>
-          <w:color w:val="6E6E6E"/>
-          <w:sz w:val="19"/>
+          <w:i w:val="0"/>
         </w:rPr>
         <w:t>System highlights columns one at a time, then shows 4 × 5.</w:t>
       </w:r>
@@ -1260,7 +1290,7 @@
     <w:p>
       <w:pPr>
         <w:spacing w:before="20" w:after="20"/>
-        <w:ind w:left="720"/>
+        <w:ind w:left="0"/>
       </w:pPr>
       <w:r>
         <w:rPr>
@@ -1297,9 +1327,7 @@
         <w:rPr>
           <w:rFonts w:ascii="Calibri" w:hAnsi="Calibri"/>
           <w:b/>
-          <w:i/>
-          <w:color w:val="6E6E6E"/>
-          <w:sz w:val="19"/>
+          <w:i w:val="0"/>
         </w:rPr>
         <w:t xml:space="preserve">Visual: </w:t>
       </w:r>
@@ -1307,9 +1335,7 @@
         <w:rPr>
           <w:rFonts w:ascii="Calibri" w:hAnsi="Calibri"/>
           <w:b w:val="0"/>
-          <w:i/>
-          <w:color w:val="6E6E6E"/>
-          <w:sz w:val="19"/>
+          <w:i w:val="0"/>
         </w:rPr>
         <w:t>6×3 dot array appears. 6 rows of 3 dots each.</w:t>
       </w:r>
@@ -1323,9 +1349,7 @@
         <w:rPr>
           <w:rFonts w:ascii="Calibri" w:hAnsi="Calibri"/>
           <w:b/>
-          <w:i/>
-          <w:color w:val="6E6E6E"/>
-          <w:sz w:val="19"/>
+          <w:i w:val="0"/>
         </w:rPr>
         <w:t xml:space="preserve">Visual: </w:t>
       </w:r>
@@ -1333,9 +1357,7 @@
         <w:rPr>
           <w:rFonts w:ascii="Calibri" w:hAnsi="Calibri"/>
           <w:b w:val="0"/>
-          <w:i/>
-          <w:color w:val="6E6E6E"/>
-          <w:sz w:val="19"/>
+          <w:i w:val="0"/>
         </w:rPr>
         <w:t xml:space="preserve">Equation builder appears in word mode: </w:t>
         <w:br/>
@@ -1351,9 +1373,7 @@
         <w:rPr>
           <w:rFonts w:ascii="Calibri" w:hAnsi="Calibri"/>
           <w:b/>
-          <w:i/>
-          <w:color w:val="6E6E6E"/>
-          <w:sz w:val="19"/>
+          <w:i w:val="0"/>
         </w:rPr>
         <w:t xml:space="preserve">Visual: </w:t>
       </w:r>
@@ -1361,9 +1381,7 @@
         <w:rPr>
           <w:rFonts w:ascii="Calibri" w:hAnsi="Calibri"/>
           <w:b w:val="0"/>
-          <w:i/>
-          <w:color w:val="6E6E6E"/>
-          <w:sz w:val="19"/>
+          <w:i w:val="0"/>
         </w:rPr>
         <w:t xml:space="preserve">Equation builder appears in equation mode: </w:t>
         <w:br/>
@@ -1438,7 +1456,21 @@
     </w:p>
     <w:p>
       <w:pPr>
-        <w:spacing w:before="60" w:after="20"/>
+        <w:spacing w:before="80" w:after="40"/>
+        <w:ind w:left="0"/>
+      </w:pPr>
+      <w:r>
+        <w:rPr>
+          <w:rFonts w:ascii="Calibri" w:hAnsi="Calibri"/>
+          <w:b/>
+          <w:i w:val="0"/>
+        </w:rPr>
+        <w:t>Based on student response:</w:t>
+      </w:r>
+    </w:p>
+    <w:p>
+      <w:pPr>
+        <w:spacing w:before="40" w:after="20"/>
         <w:ind w:left="0"/>
       </w:pPr>
       <w:r>
@@ -1483,7 +1515,7 @@
     </w:p>
     <w:p>
       <w:pPr>
-        <w:spacing w:before="60" w:after="20"/>
+        <w:spacing w:before="40" w:after="20"/>
         <w:ind w:left="0"/>
       </w:pPr>
       <w:r>
@@ -1528,8 +1560,8 @@
     </w:p>
     <w:p>
       <w:pPr>
-        <w:spacing w:before="60" w:after="20"/>
-        <w:ind w:left="432"/>
+        <w:spacing w:before="40" w:after="20"/>
+        <w:ind w:left="0"/>
       </w:pPr>
       <w:r>
         <w:rPr>
@@ -1552,7 +1584,7 @@
     <w:p>
       <w:pPr>
         <w:spacing w:before="20" w:after="20"/>
-        <w:ind w:left="720"/>
+        <w:ind w:left="0"/>
       </w:pPr>
       <w:r>
         <w:rPr>
@@ -1573,8 +1605,8 @@
     </w:p>
     <w:p>
       <w:pPr>
-        <w:spacing w:before="60" w:after="20"/>
-        <w:ind w:left="432"/>
+        <w:spacing w:before="40" w:after="20"/>
+        <w:ind w:left="0"/>
       </w:pPr>
       <w:r>
         <w:rPr>
@@ -1597,15 +1629,13 @@
     <w:p>
       <w:pPr>
         <w:spacing w:before="20" w:after="20"/>
-        <w:ind w:left="720"/>
+        <w:ind w:left="0"/>
       </w:pPr>
       <w:r>
         <w:rPr>
           <w:rFonts w:ascii="Calibri" w:hAnsi="Calibri"/>
           <w:b/>
-          <w:i/>
-          <w:color w:val="6E6E6E"/>
-          <w:sz w:val="19"/>
+          <w:i w:val="0"/>
         </w:rPr>
         <w:t xml:space="preserve">Visual: </w:t>
       </w:r>
@@ -1613,9 +1643,7 @@
         <w:rPr>
           <w:rFonts w:ascii="Calibri" w:hAnsi="Calibri"/>
           <w:b w:val="0"/>
-          <w:i/>
-          <w:color w:val="6E6E6E"/>
-          <w:sz w:val="19"/>
+          <w:i w:val="0"/>
         </w:rPr>
         <w:t>Array highlights row structure. 6 horizontal rows visible.</w:t>
       </w:r>
@@ -1623,15 +1651,13 @@
     <w:p>
       <w:pPr>
         <w:spacing w:before="20" w:after="20"/>
-        <w:ind w:left="720"/>
+        <w:ind w:left="0"/>
       </w:pPr>
       <w:r>
         <w:rPr>
           <w:rFonts w:ascii="Calibri" w:hAnsi="Calibri"/>
           <w:b/>
-          <w:i/>
-          <w:color w:val="6E6E6E"/>
-          <w:sz w:val="19"/>
+          <w:i w:val="0"/>
         </w:rPr>
         <w:t xml:space="preserve">Visual: </w:t>
       </w:r>
@@ -1639,9 +1665,7 @@
         <w:rPr>
           <w:rFonts w:ascii="Calibri" w:hAnsi="Calibri"/>
           <w:b w:val="0"/>
-          <w:i/>
-          <w:color w:val="6E6E6E"/>
-          <w:sz w:val="19"/>
+          <w:i w:val="0"/>
         </w:rPr>
         <w:t>Array highlights column structure. 3 vertical columns visible.</w:t>
       </w:r>
@@ -1649,7 +1673,7 @@
     <w:p>
       <w:pPr>
         <w:spacing w:before="20" w:after="20"/>
-        <w:ind w:left="720"/>
+        <w:ind w:left="0"/>
       </w:pPr>
       <w:r>
         <w:rPr>
@@ -1670,8 +1694,8 @@
     </w:p>
     <w:p>
       <w:pPr>
-        <w:spacing w:before="60" w:after="20"/>
-        <w:ind w:left="432"/>
+        <w:spacing w:before="40" w:after="20"/>
+        <w:ind w:left="0"/>
       </w:pPr>
       <w:r>
         <w:rPr>
@@ -1694,7 +1718,7 @@
     <w:p>
       <w:pPr>
         <w:spacing w:before="20" w:after="20"/>
-        <w:ind w:left="720"/>
+        <w:ind w:left="0"/>
       </w:pPr>
       <w:r>
         <w:rPr>
@@ -1716,15 +1740,13 @@
     <w:p>
       <w:pPr>
         <w:spacing w:before="20" w:after="20"/>
-        <w:ind w:left="720"/>
+        <w:ind w:left="0"/>
       </w:pPr>
       <w:r>
         <w:rPr>
           <w:rFonts w:ascii="Calibri" w:hAnsi="Calibri"/>
           <w:b/>
-          <w:i/>
-          <w:color w:val="6E6E6E"/>
-          <w:sz w:val="19"/>
+          <w:i w:val="0"/>
         </w:rPr>
         <w:t xml:space="preserve">Visual: </w:t>
       </w:r>
@@ -1732,9 +1754,7 @@
         <w:rPr>
           <w:rFonts w:ascii="Calibri" w:hAnsi="Calibri"/>
           <w:b w:val="0"/>
-          <w:i/>
-          <w:color w:val="6E6E6E"/>
-          <w:sz w:val="19"/>
+          <w:i w:val="0"/>
         </w:rPr>
         <w:t>System counts rows: highlights each of the 6 rows in sequence, showing 3 dots per row.</w:t>
       </w:r>
@@ -1742,15 +1762,13 @@
     <w:p>
       <w:pPr>
         <w:spacing w:before="20" w:after="20"/>
-        <w:ind w:left="720"/>
+        <w:ind w:left="0"/>
       </w:pPr>
       <w:r>
         <w:rPr>
           <w:rFonts w:ascii="Calibri" w:hAnsi="Calibri"/>
           <w:b/>
-          <w:i/>
-          <w:color w:val="6E6E6E"/>
-          <w:sz w:val="19"/>
+          <w:i w:val="0"/>
         </w:rPr>
         <w:t xml:space="preserve">Visual: </w:t>
       </w:r>
@@ -1758,9 +1776,7 @@
         <w:rPr>
           <w:rFonts w:ascii="Calibri" w:hAnsi="Calibri"/>
           <w:b w:val="0"/>
-          <w:i/>
-          <w:color w:val="6E6E6E"/>
-          <w:sz w:val="19"/>
+          <w:i w:val="0"/>
         </w:rPr>
         <w:t>System places tiles in description and equation: 6 in groups slot, 3 in items slot, 18 in total slot.</w:t>
       </w:r>
@@ -1768,7 +1784,7 @@
     <w:p>
       <w:pPr>
         <w:spacing w:before="20" w:after="20"/>
-        <w:ind w:left="720"/>
+        <w:ind w:left="0"/>
       </w:pPr>
       <w:r>
         <w:rPr>
@@ -1790,15 +1806,13 @@
     <w:p>
       <w:pPr>
         <w:spacing w:before="20" w:after="20"/>
-        <w:ind w:left="720"/>
+        <w:ind w:left="0"/>
       </w:pPr>
       <w:r>
         <w:rPr>
           <w:rFonts w:ascii="Calibri" w:hAnsi="Calibri"/>
           <w:b/>
-          <w:i/>
-          <w:color w:val="6E6E6E"/>
-          <w:sz w:val="19"/>
+          <w:i w:val="0"/>
         </w:rPr>
         <w:t xml:space="preserve">Visual: </w:t>
       </w:r>
@@ -1806,9 +1820,7 @@
         <w:rPr>
           <w:rFonts w:ascii="Calibri" w:hAnsi="Calibri"/>
           <w:b w:val="0"/>
-          <w:i/>
-          <w:color w:val="6E6E6E"/>
-          <w:sz w:val="19"/>
+          <w:i w:val="0"/>
         </w:rPr>
         <w:t>System counts columns: highlights each of the 3 columns in sequence, showing 6 dots per column.</w:t>
       </w:r>
@@ -1816,15 +1828,13 @@
     <w:p>
       <w:pPr>
         <w:spacing w:before="20" w:after="20"/>
-        <w:ind w:left="720"/>
+        <w:ind w:left="0"/>
       </w:pPr>
       <w:r>
         <w:rPr>
           <w:rFonts w:ascii="Calibri" w:hAnsi="Calibri"/>
           <w:b/>
-          <w:i/>
-          <w:color w:val="6E6E6E"/>
-          <w:sz w:val="19"/>
+          <w:i w:val="0"/>
         </w:rPr>
         <w:t xml:space="preserve">Visual: </w:t>
       </w:r>
@@ -1832,9 +1842,7 @@
         <w:rPr>
           <w:rFonts w:ascii="Calibri" w:hAnsi="Calibri"/>
           <w:b w:val="0"/>
-          <w:i/>
-          <w:color w:val="6E6E6E"/>
-          <w:sz w:val="19"/>
+          <w:i w:val="0"/>
         </w:rPr>
         <w:t>System places tiles in description and equation: 3 in groups slot, 6 in items slot, 18 in total slot.</w:t>
       </w:r>
